--- a/Week4/BTLT_NMAI_23110163_Tuan4.docx
+++ b/Week4/BTLT_NMAI_23110163_Tuan4.docx
@@ -91,7 +91,7 @@
           <w:b/>
           <w:bCs/>
         </w:rPr>
-        <w:t>3</w:t>
+        <w:t>4</w:t>
       </w:r>
     </w:p>
     <w:p>
@@ -172,39 +172,7 @@
           <w:bCs/>
           <w:noProof/>
         </w:rPr>
-        <w:t>Giả sử hàm heuristic</w:t>
-      </w:r>
-      <w:r>
-        <w:rPr>
-          <w:b/>
-          <w:bCs/>
-          <w:noProof/>
-        </w:rPr>
-        <w:t xml:space="preserve"> </w:t>
-      </w:r>
-      <w:r>
-        <w:rPr>
-          <w:b/>
-          <w:bCs/>
-          <w:noProof/>
-        </w:rPr>
-        <w:t>h(n) là admissible (không đánh giá cao hơn chi phí thực để tới đích), hã</w:t>
-      </w:r>
-      <w:r>
-        <w:rPr>
-          <w:b/>
-          <w:bCs/>
-          <w:noProof/>
-        </w:rPr>
-        <w:t xml:space="preserve">y </w:t>
-      </w:r>
-      <w:r>
-        <w:rPr>
-          <w:b/>
-          <w:bCs/>
-          <w:noProof/>
-        </w:rPr>
-        <w:t>chứng minh rằng thuật toán A</w:t>
+        <w:t>Giả sử hàm heuristic h(n) là admissible (không đánh giá cao hơn chi phí thực để tới đích), hãy chứng minh rằng thuật toán A</w:t>
       </w:r>
       <w:r>
         <w:rPr>
@@ -221,24 +189,16 @@
           <w:bCs/>
           <w:noProof/>
         </w:rPr>
-        <w:t xml:space="preserve"> </w:t>
-      </w:r>
-      <w:r>
+        <w:t xml:space="preserve"> sử dụng tree search sẽ đảm bảo tìm ra lời giải tối ưu.</w:t>
+      </w:r>
+    </w:p>
+    <w:p>
+      <w:pPr>
         <w:rPr>
           <w:b/>
           <w:bCs/>
           <w:noProof/>
         </w:rPr>
-        <w:t>sử dụng tree search sẽ đảm bảo tìm ra lời giải tối ưu.</w:t>
-      </w:r>
-    </w:p>
-    <w:p>
-      <w:pPr>
-        <w:rPr>
-          <w:b/>
-          <w:bCs/>
-          <w:noProof/>
-        </w:rPr>
       </w:pPr>
     </w:p>
     <w:p>
@@ -263,44 +223,20 @@
         <w:rPr>
           <w:noProof/>
         </w:rPr>
-        <w:t xml:space="preserve"> tức là: </w:t>
-      </w:r>
-      <w:r>
-        <w:rPr>
-          <w:noProof/>
-        </w:rPr>
-        <w:t>với mọi trạng thái n, ta c</w:t>
-      </w:r>
-      <w:r>
-        <w:rPr>
-          <w:noProof/>
-        </w:rPr>
-        <w:t>ó h(n) &lt;= h*(n) với h*(n) là chi phí thực nhỏ nhất đi từ n đến đích</w:t>
-      </w:r>
-    </w:p>
-    <w:p>
-      <w:pPr>
-        <w:rPr>
-          <w:noProof/>
-        </w:rPr>
-      </w:pPr>
-      <w:r>
-        <w:rPr>
-          <w:noProof/>
-        </w:rPr>
-        <w:t xml:space="preserve">Ta biết rằng A* </w:t>
-      </w:r>
-      <w:r>
-        <w:rPr>
-          <w:noProof/>
-        </w:rPr>
-        <w:t>chọn node n có chi phí tạm tính thấp nhất</w:t>
-      </w:r>
-      <w:r>
-        <w:rPr>
-          <w:noProof/>
-        </w:rPr>
-        <w:t xml:space="preserve"> là f(n) = g(n) + h(n) với g(n) là chi phí từ gốc đến n và h(n) là hàm </w:t>
+        <w:t xml:space="preserve"> tức là: với mọi trạng thái n, ta có h(n) &lt;= h*(n) với h*(n) là chi phí thực nhỏ nhất đi từ n đến đích</w:t>
+      </w:r>
+    </w:p>
+    <w:p>
+      <w:pPr>
+        <w:rPr>
+          <w:noProof/>
+        </w:rPr>
+      </w:pPr>
+      <w:r>
+        <w:rPr>
+          <w:noProof/>
+        </w:rPr>
+        <w:t xml:space="preserve">Ta biết rằng A* chọn node n có chi phí tạm tính thấp nhất là f(n) = g(n) + h(n) với g(n) là chi phí từ gốc đến n và h(n) là hàm </w:t>
       </w:r>
       <w:r>
         <w:rPr>
@@ -381,98 +317,26 @@
         <w:rPr>
           <w:noProof/>
         </w:rPr>
-        <w:t>C là chi phí của lời giải mà A* đã trả về (</w:t>
-      </w:r>
-      <w:r>
-        <w:rPr>
-          <w:noProof/>
-        </w:rPr>
-        <w:t>C &gt; C*)</w:t>
-      </w:r>
-    </w:p>
-    <w:p>
-      <w:pPr>
-        <w:rPr>
-          <w:noProof/>
-        </w:rPr>
-      </w:pPr>
-      <w:r>
-        <w:rPr>
-          <w:noProof/>
-        </w:rPr>
-        <w:t xml:space="preserve">Ta có </w:t>
-      </w:r>
-      <w:r>
-        <w:rPr>
-          <w:noProof/>
-        </w:rPr>
-        <w:t>f(n) = g(n) + h(n)</w:t>
-      </w:r>
-      <w:r>
-        <w:rPr>
-          <w:noProof/>
-        </w:rPr>
-        <w:t xml:space="preserve"> &lt;= </w:t>
-      </w:r>
-      <w:r>
-        <w:rPr>
-          <w:noProof/>
-        </w:rPr>
-        <w:t>g(n) + h</w:t>
-      </w:r>
-      <w:r>
-        <w:rPr>
-          <w:noProof/>
-        </w:rPr>
-        <w:t>*</w:t>
-      </w:r>
-      <w:r>
-        <w:rPr>
-          <w:noProof/>
-        </w:rPr>
-        <w:t>(n)</w:t>
-      </w:r>
-      <w:r>
-        <w:rPr>
-          <w:noProof/>
-        </w:rPr>
-        <w:t xml:space="preserve"> = C*</w:t>
-      </w:r>
-      <w:r>
-        <w:rPr>
-          <w:noProof/>
-        </w:rPr>
-        <w:t xml:space="preserve"> mà </w:t>
-      </w:r>
-      <w:r>
-        <w:rPr>
-          <w:noProof/>
-        </w:rPr>
-        <w:t>A* luôn mở rộng node có</w:t>
-      </w:r>
-      <w:r>
-        <w:rPr>
-          <w:noProof/>
-        </w:rPr>
-        <w:t xml:space="preserve"> </w:t>
-      </w:r>
-      <w:r>
-        <w:rPr>
-          <w:noProof/>
-        </w:rPr>
-        <w:t xml:space="preserve">f(n) nhỏ nhất hiện có. Khi thuật toán tìm ra goal đầu tiên (giả sử chi phí </w:t>
-      </w:r>
-      <w:r>
-        <w:rPr>
-          <w:noProof/>
-        </w:rPr>
-        <w:t>C</w:t>
-      </w:r>
-      <w:r>
-        <w:rPr>
-          <w:noProof/>
-        </w:rPr>
-        <w:t>&gt;C</w:t>
+        <w:t>C là chi phí của lời giải mà A* đã trả về (C &gt; C*)</w:t>
+      </w:r>
+    </w:p>
+    <w:p>
+      <w:pPr>
+        <w:rPr>
+          <w:noProof/>
+        </w:rPr>
+      </w:pPr>
+      <w:r>
+        <w:rPr>
+          <w:noProof/>
+        </w:rPr>
+        <w:t>Ta có f(n) = g(n) + h(n) &lt;= g(n) + h*(n) = C*</w:t>
+      </w:r>
+      <w:r>
+        <w:rPr>
+          <w:noProof/>
+        </w:rPr>
+        <w:t xml:space="preserve"> mà A* luôn mở rộng node có f(n) nhỏ nhất hiện có. Khi thuật toán tìm ra goal đầu tiên (giả sử chi phí C&gt;C</w:t>
       </w:r>
       <w:r>
         <w:rPr>
@@ -485,56 +349,20 @@
         <w:rPr>
           <w:noProof/>
         </w:rPr>
-        <w:t xml:space="preserve">), mọi node còn lại trong </w:t>
-      </w:r>
-      <w:r>
-        <w:rPr>
-          <w:noProof/>
-        </w:rPr>
-        <w:t xml:space="preserve">hàng đợi </w:t>
-      </w:r>
-      <w:r>
-        <w:rPr>
-          <w:noProof/>
-        </w:rPr>
-        <w:t>đều phải có f(n)</w:t>
-      </w:r>
-      <w:r>
-        <w:rPr>
-          <w:noProof/>
-        </w:rPr>
-        <w:t>&gt;=</w:t>
-      </w:r>
-      <w:r>
-        <w:rPr>
-          <w:noProof/>
-        </w:rPr>
-        <w:t>C</w:t>
-      </w:r>
-    </w:p>
-    <w:p>
-      <w:pPr>
-        <w:rPr>
-          <w:noProof/>
-        </w:rPr>
-      </w:pPr>
-      <w:r>
-        <w:rPr>
-          <w:noProof/>
-        </w:rPr>
-        <w:t xml:space="preserve">Nhưng mà với node n </w:t>
-      </w:r>
-      <w:r>
-        <w:rPr>
-          <w:noProof/>
-        </w:rPr>
-        <w:t xml:space="preserve">trên đường đi tối ưu chưa mở rộng, từ trên ta có </w:t>
-      </w:r>
-      <w:r>
-        <w:rPr>
-          <w:noProof/>
-        </w:rPr>
-        <w:t xml:space="preserve">f(n) &lt;= C* &lt; C  </w:t>
+        <w:t>), mọi node còn lại trong hàng đợi đều phải có f(n)&gt;=C</w:t>
+      </w:r>
+    </w:p>
+    <w:p>
+      <w:pPr>
+        <w:rPr>
+          <w:noProof/>
+        </w:rPr>
+      </w:pPr>
+      <w:r>
+        <w:rPr>
+          <w:noProof/>
+        </w:rPr>
+        <w:t xml:space="preserve">Nhưng mà với node n trên đường đi tối ưu chưa mở rộng, từ trên ta có f(n) &lt;= C* &lt; C  </w:t>
       </w:r>
       <w:r>
         <w:rPr>
@@ -763,13 +591,7 @@
         <w:rPr>
           <w:noProof/>
         </w:rPr>
-        <w:t xml:space="preserve">Ta thấy: </w:t>
-      </w:r>
-      <w:r>
-        <w:rPr>
-          <w:noProof/>
-        </w:rPr>
-        <w:t>f(n′)=</w:t>
+        <w:t>Ta thấy: f(n′)=</w:t>
       </w:r>
       <w:r>
         <w:rPr>
@@ -969,13 +791,7 @@
         <w:rPr>
           <w:noProof/>
         </w:rPr>
-        <w:t xml:space="preserve"> tìm ra đường đi ngắn nhất (do các đường đi khác nếu tốt hơn sẽ có f nhỏ hơn và được mở trước).</w:t>
-      </w:r>
-      <w:r>
-        <w:rPr>
-          <w:noProof/>
-        </w:rPr>
-        <w:t xml:space="preserve"> Hơn nữa là f không giảm nên bất kỳ </w:t>
+        <w:t xml:space="preserve"> tìm ra đường đi ngắn nhất (do các đường đi khác nếu tốt hơn sẽ có f nhỏ hơn và được mở trước). Hơn nữa là f không giảm nên bất kỳ </w:t>
       </w:r>
       <w:r>
         <w:rPr>
@@ -1346,25 +1162,7 @@
         <w:rPr>
           <w:rFonts w:cstheme="minorHAnsi"/>
         </w:rPr>
-        <w:t>O(b^d)</w:t>
-      </w:r>
-      <w:r>
-        <w:rPr>
-          <w:rFonts w:cstheme="minorHAnsi"/>
-        </w:rPr>
-        <w:t xml:space="preserve"> vì </w:t>
-      </w:r>
-      <w:r>
-        <w:rPr>
-          <w:rFonts w:cstheme="minorHAnsi"/>
-        </w:rPr>
-        <w:t xml:space="preserve">A* lưu trữ tất cả các nút đã sinh ra trong </w:t>
-      </w:r>
-      <w:r>
-        <w:rPr>
-          <w:rFonts w:cstheme="minorHAnsi"/>
-        </w:rPr>
-        <w:t>queue</w:t>
+        <w:t>O(b^d) vì A* lưu trữ tất cả các nút đã sinh ra trong queue</w:t>
       </w:r>
     </w:p>
     <w:p>
@@ -1405,49 +1203,7 @@
           <w:rFonts w:cstheme="minorHAnsi"/>
           <w:spacing w:val="2"/>
         </w:rPr>
-        <w:t>A* sẽ tìm đường đi tối ưu (ngắn nhất, chi phí nhỏ nhất) nếu heuristic</w:t>
-      </w:r>
-      <w:r>
-        <w:rPr>
-          <w:rFonts w:cstheme="minorHAnsi"/>
-          <w:spacing w:val="2"/>
-        </w:rPr>
-        <w:t xml:space="preserve"> admissable </w:t>
-      </w:r>
-      <w:r>
-        <w:rPr>
-          <w:rFonts w:cstheme="minorHAnsi"/>
-          <w:spacing w:val="2"/>
-        </w:rPr>
-        <w:t>và đối với tìm kiếm trên đồ thị</w:t>
-      </w:r>
-      <w:r>
-        <w:rPr>
-          <w:rFonts w:cstheme="minorHAnsi"/>
-          <w:spacing w:val="2"/>
-        </w:rPr>
-        <w:t xml:space="preserve">, </w:t>
-      </w:r>
-      <w:r>
-        <w:rPr>
-          <w:rFonts w:cstheme="minorHAnsi"/>
-          <w:spacing w:val="2"/>
-        </w:rPr>
-        <w:t>heuristic</w:t>
-      </w:r>
-      <w:r>
-        <w:rPr>
-          <w:rFonts w:cstheme="minorHAnsi"/>
-          <w:spacing w:val="2"/>
-        </w:rPr>
-        <w:t xml:space="preserve"> consistent </w:t>
-      </w:r>
-      <w:r>
-        <w:rPr>
-          <w:rFonts w:cstheme="minorHAnsi"/>
-          <w:spacing w:val="2"/>
-        </w:rPr>
-        <w:t>(đồng nhất) thì luôn tìm lời giải tối ưu.</w:t>
+        <w:t>A* sẽ tìm đường đi tối ưu (ngắn nhất, chi phí nhỏ nhất) nếu heuristic admissable và đối với tìm kiếm trên đồ thị, heuristic consistent (đồng nhất) thì luôn tìm lời giải tối ưu.</w:t>
       </w:r>
     </w:p>
     <w:p>
@@ -4534,6 +4290,7 @@
   <w:style w:type="character" w:default="1" w:styleId="DefaultParagraphFont">
     <w:name w:val="Default Paragraph Font"/>
     <w:uiPriority w:val="1"/>
+    <w:semiHidden/>
     <w:unhideWhenUsed/>
   </w:style>
   <w:style w:type="table" w:default="1" w:styleId="TableNormal">
